--- a/Technical Report.docx
+++ b/Technical Report.docx
@@ -26,6 +26,27 @@
     </w:p>
     <w:p>
       <w:pPr>
+        <w:jc w:val="right"/>
+        <w:rPr>
+          <w:b/>
+          <w:bCs/>
+          <w:lang w:val="en-CA"/>
+        </w:rPr>
+      </w:pPr>
+      <w:hyperlink r:id="rId4" w:history="1">
+        <w:r>
+          <w:rPr>
+            <w:rStyle w:val="Lienhypertexte"/>
+            <w:b/>
+            <w:bCs/>
+            <w:lang w:val="en-CA"/>
+          </w:rPr>
+          <w:t>Link to the notebook</w:t>
+        </w:r>
+      </w:hyperlink>
+    </w:p>
+    <w:p>
+      <w:pPr>
         <w:rPr>
           <w:lang w:val="en-CA"/>
         </w:rPr>
@@ -250,7 +271,14 @@
         <w:rPr>
           <w:lang w:val="en-CA"/>
         </w:rPr>
-        <w:t>The notebook checks for non-positive values in the five price columns and in `volume`. Its recorded run reports no such values. These checks are diagnostic: the code prints findings but does not repair or remove any records if invalid values are present. The source metadata row whose ticker is the erroneous header-like value `Symbol` is removed before joining.</w:t>
+        <w:t xml:space="preserve">The notebook checks for non-positive values in the five price columns and in `volume`. Its recorded run reports no such values. These checks are diagnostic: the code prints findings but does not repair or remove </w:t>
+      </w:r>
+      <w:r>
+        <w:rPr>
+          <w:lang w:val="en-CA"/>
+        </w:rPr>
+        <w:lastRenderedPageBreak/>
+        <w:t>any records if invalid values are present. The source metadata row whose ticker is the erroneous header-like value `Symbol` is removed before joining.</w:t>
       </w:r>
     </w:p>
     <w:p>
@@ -531,7 +559,6 @@
         <w:rPr>
           <w:lang w:val="en-CA"/>
         </w:rPr>
-        <w:lastRenderedPageBreak/>
         <w:t>Decision Rationale</w:t>
       </w:r>
     </w:p>
@@ -625,7 +652,7 @@
                     <pic:cNvPicPr/>
                   </pic:nvPicPr>
                   <pic:blipFill>
-                    <a:blip r:embed="rId4">
+                    <a:blip r:embed="rId5">
                       <a:extLst>
                         <a:ext uri="{28A0092B-C50C-407E-A947-70E740481C1C}">
                           <a14:useLocalDpi xmlns:a14="http://schemas.microsoft.com/office/drawing/2010/main" val="0"/>
@@ -1255,6 +1282,29 @@
     <w:semiHidden/>
     <w:unhideWhenUsed/>
   </w:style>
+  <w:style w:type="character" w:styleId="Lienhypertexte">
+    <w:name w:val="Hyperlink"/>
+    <w:basedOn w:val="Policepardfaut"/>
+    <w:uiPriority w:val="99"/>
+    <w:unhideWhenUsed/>
+    <w:rsid w:val="009175A8"/>
+    <w:rPr>
+      <w:color w:val="0563C1" w:themeColor="hyperlink"/>
+      <w:u w:val="single"/>
+    </w:rPr>
+  </w:style>
+  <w:style w:type="character" w:styleId="Mentionnonrsolue">
+    <w:name w:val="Unresolved Mention"/>
+    <w:basedOn w:val="Policepardfaut"/>
+    <w:uiPriority w:val="99"/>
+    <w:semiHidden/>
+    <w:unhideWhenUsed/>
+    <w:rsid w:val="009175A8"/>
+    <w:rPr>
+      <w:color w:val="605E5C"/>
+      <w:shd w:val="clear" w:color="auto" w:fill="E1DFDD"/>
+    </w:rPr>
+  </w:style>
 </w:styles>
 </file>
 
